--- a/ky/wisdom-stories/power-of-truth.docx
+++ b/ky/wisdom-stories/power-of-truth.docx
@@ -63,7 +63,7 @@
           <w:sz w:val="22"/>
           <w:lang w:val="ky-KG"/>
         </w:rPr>
-        <w:t xml:space="preserve">Сабак: </w:t>
+        <w:t>Сабак: Акыйкат ийилбейт, ага күч жетпейт. Убакыт өтөт, бийлик алмашат, акыры акыйкат кайра өз ордун табат.</w:t>
       </w:r>
       <w:r>
         <w:rPr>
@@ -72,7 +72,6 @@
           <w:sz w:val="22"/>
           <w:lang w:val="ky-KG"/>
         </w:rPr>
-        <w:t>Акыйкатты күч менен басууга аракет кылышы мүмкүн, бирок анын баркын жогото алышпайт. Чындыкка бек тур.</w:t>
       </w:r>
     </w:p>
     <w:p>
@@ -92,7 +91,7 @@
           <w:sz w:val="18"/>
           <w:lang w:val="ky-KG"/>
         </w:rPr>
-        <w:t>Окуя ачык интернет булактарынан алынды.</w:t>
+        <w:t>Аңгемелер ачык интернет булактарынан алынган, иллюстрациялар болсо ЖИ менен түзүлгөн.</w:t>
       </w:r>
     </w:p>
     <w:sectPr>
